--- a/deliverables/qc_gap_analysis/DELIVER_2026-10-08_GRC_Grade_Options/B_GRC-IV_7.00/P060142_GRC_THC7-CBD1_Initial_CoQ-PP_26-050+iCoA-PP_26-050+QCSP_001_GRC-IV_v.01.docx
+++ b/deliverables/qc_gap_analysis/DELIVER_2026-10-08_GRC_Grade_Options/B_GRC-IV_7.00/P060142_GRC_THC7-CBD1_Initial_CoQ-PP_26-050+iCoA-PP_26-050+QCSP_001_GRC-IV_v.01.docx
@@ -7435,6 +7435,40 @@
     </w:p>
     <w:p>
       <w:pPr>
+        <w:framePr w:w="575" w:hRule="auto" w:wrap="none" w:vAnchor="page" w:hAnchor="page" w:x="9363" w:y="11696"/>
+        <w:spacing w:before="0" w:after="0" w:line="100" w:lineRule="exact"/>
+        <w:ind w:left="0" w:right="0" w:firstLine="0"/>
+        <w:jc w:val="left"/>
+      </w:pPr>
+      <w:r>
+        <w:rPr>
+          <w:rFonts w:ascii="Roboto Condensed SemiBold" w:hAnsi="Roboto Condensed SemiBold" w:cs="Roboto Condensed SemiBold" w:eastAsia="Roboto Condensed SemiBold"/>
+          <w:b w:val="0"/>
+          <w:i/>
+          <w:color w:val="8C9BB0"/>
+          <w:spacing w:val="-2"/>
+          <w:kern w:val="0"/>
+          <w:sz w:val="10"/>
+          <w:szCs w:val="10"/>
+        </w:rPr>
+        <w:t>· 03.</w:t>
+      </w:r>
+      <w:r>
+        <w:rPr>
+          <w:rFonts w:ascii="Roboto Condensed SemiBold" w:hAnsi="Roboto Condensed SemiBold" w:cs="Roboto Condensed SemiBold" w:eastAsia="Roboto Condensed SemiBold"/>
+          <w:b w:val="0"/>
+          <w:i/>
+          <w:color w:val="8C9BB0"/>
+          <w:spacing w:val="-3"/>
+          <w:kern w:val="0"/>
+          <w:sz w:val="10"/>
+          <w:szCs w:val="10"/>
+        </w:rPr>
+        <w:t>06.2026</w:t>
+      </w:r>
+    </w:p>
+    <w:p>
+      <w:pPr>
         <w:framePr w:w="542" w:hRule="auto" w:wrap="none" w:vAnchor="page" w:hAnchor="page" w:x="10910" w:y="11701"/>
         <w:spacing w:before="0" w:after="0" w:line="110" w:lineRule="exact"/>
         <w:ind w:left="0" w:right="0" w:firstLine="0"/>
@@ -7693,6 +7727,40 @@
     </w:p>
     <w:p>
       <w:pPr>
+        <w:framePr w:w="575" w:hRule="auto" w:wrap="none" w:vAnchor="page" w:hAnchor="page" w:x="9273" w:y="11996"/>
+        <w:spacing w:before="0" w:after="0" w:line="100" w:lineRule="exact"/>
+        <w:ind w:left="0" w:right="0" w:firstLine="0"/>
+        <w:jc w:val="left"/>
+      </w:pPr>
+      <w:r>
+        <w:rPr>
+          <w:rFonts w:ascii="Roboto Condensed SemiBold" w:hAnsi="Roboto Condensed SemiBold" w:cs="Roboto Condensed SemiBold" w:eastAsia="Roboto Condensed SemiBold"/>
+          <w:b w:val="0"/>
+          <w:i/>
+          <w:color w:val="8C9BB0"/>
+          <w:spacing w:val="-2"/>
+          <w:kern w:val="0"/>
+          <w:sz w:val="10"/>
+          <w:szCs w:val="10"/>
+        </w:rPr>
+        <w:t>· 09.</w:t>
+      </w:r>
+      <w:r>
+        <w:rPr>
+          <w:rFonts w:ascii="Roboto Condensed SemiBold" w:hAnsi="Roboto Condensed SemiBold" w:cs="Roboto Condensed SemiBold" w:eastAsia="Roboto Condensed SemiBold"/>
+          <w:b w:val="0"/>
+          <w:i/>
+          <w:color w:val="8C9BB0"/>
+          <w:spacing w:val="-3"/>
+          <w:kern w:val="0"/>
+          <w:sz w:val="10"/>
+          <w:szCs w:val="10"/>
+        </w:rPr>
+        <w:t>02.2026</w:t>
+      </w:r>
+    </w:p>
+    <w:p>
+      <w:pPr>
         <w:framePr w:w="483" w:hRule="auto" w:wrap="none" w:vAnchor="page" w:hAnchor="page" w:x="8748" w:y="12107"/>
         <w:spacing w:before="0" w:after="0" w:line="100" w:lineRule="exact"/>
         <w:ind w:left="0" w:right="0" w:firstLine="0"/>
@@ -7723,6 +7791,40 @@
           <w:szCs w:val="10"/>
         </w:rPr>
         <w:t>28/2026</w:t>
+      </w:r>
+    </w:p>
+    <w:p>
+      <w:pPr>
+        <w:framePr w:w="575" w:hRule="auto" w:wrap="none" w:vAnchor="page" w:hAnchor="page" w:x="9228" w:y="12116"/>
+        <w:spacing w:before="0" w:after="0" w:line="100" w:lineRule="exact"/>
+        <w:ind w:left="0" w:right="0" w:firstLine="0"/>
+        <w:jc w:val="left"/>
+      </w:pPr>
+      <w:r>
+        <w:rPr>
+          <w:rFonts w:ascii="Roboto Condensed SemiBold" w:hAnsi="Roboto Condensed SemiBold" w:cs="Roboto Condensed SemiBold" w:eastAsia="Roboto Condensed SemiBold"/>
+          <w:b w:val="0"/>
+          <w:i/>
+          <w:color w:val="8C9BB0"/>
+          <w:spacing w:val="-2"/>
+          <w:kern w:val="0"/>
+          <w:sz w:val="10"/>
+          <w:szCs w:val="10"/>
+        </w:rPr>
+        <w:t>· 11.</w:t>
+      </w:r>
+      <w:r>
+        <w:rPr>
+          <w:rFonts w:ascii="Roboto Condensed SemiBold" w:hAnsi="Roboto Condensed SemiBold" w:cs="Roboto Condensed SemiBold" w:eastAsia="Roboto Condensed SemiBold"/>
+          <w:b w:val="0"/>
+          <w:i/>
+          <w:color w:val="8C9BB0"/>
+          <w:spacing w:val="-3"/>
+          <w:kern w:val="0"/>
+          <w:sz w:val="10"/>
+          <w:szCs w:val="10"/>
+        </w:rPr>
+        <w:t>02.2026</w:t>
       </w:r>
     </w:p>
     <w:p>
@@ -7992,6 +8094,40 @@
     </w:p>
     <w:p>
       <w:pPr>
+        <w:framePr w:w="575" w:hRule="auto" w:wrap="none" w:vAnchor="page" w:hAnchor="page" w:x="9258" w:y="12281"/>
+        <w:spacing w:before="0" w:after="0" w:line="100" w:lineRule="exact"/>
+        <w:ind w:left="0" w:right="0" w:firstLine="0"/>
+        <w:jc w:val="left"/>
+      </w:pPr>
+      <w:r>
+        <w:rPr>
+          <w:rFonts w:ascii="Roboto Condensed SemiBold" w:hAnsi="Roboto Condensed SemiBold" w:cs="Roboto Condensed SemiBold" w:eastAsia="Roboto Condensed SemiBold"/>
+          <w:b w:val="0"/>
+          <w:i/>
+          <w:color w:val="8C9BB0"/>
+          <w:spacing w:val="-2"/>
+          <w:kern w:val="0"/>
+          <w:sz w:val="10"/>
+          <w:szCs w:val="10"/>
+        </w:rPr>
+        <w:t>· 10.</w:t>
+      </w:r>
+      <w:r>
+        <w:rPr>
+          <w:rFonts w:ascii="Roboto Condensed SemiBold" w:hAnsi="Roboto Condensed SemiBold" w:cs="Roboto Condensed SemiBold" w:eastAsia="Roboto Condensed SemiBold"/>
+          <w:b w:val="0"/>
+          <w:i/>
+          <w:color w:val="8C9BB0"/>
+          <w:spacing w:val="-3"/>
+          <w:kern w:val="0"/>
+          <w:sz w:val="10"/>
+          <w:szCs w:val="10"/>
+        </w:rPr>
+        <w:t>02.2026</w:t>
+      </w:r>
+    </w:p>
+    <w:p>
+      <w:pPr>
         <w:framePr w:w="589" w:hRule="auto" w:wrap="none" w:vAnchor="page" w:hAnchor="page" w:x="8696" w:y="12392"/>
         <w:spacing w:before="0" w:after="0" w:line="100" w:lineRule="exact"/>
         <w:ind w:left="0" w:right="0" w:firstLine="0"/>
@@ -8022,6 +8158,40 @@
           <w:szCs w:val="10"/>
         </w:rPr>
         <w:t>26</w:t>
+      </w:r>
+    </w:p>
+    <w:p>
+      <w:pPr>
+        <w:framePr w:w="575" w:hRule="auto" w:wrap="none" w:vAnchor="page" w:hAnchor="page" w:x="9281" w:y="12401"/>
+        <w:spacing w:before="0" w:after="0" w:line="100" w:lineRule="exact"/>
+        <w:ind w:left="0" w:right="0" w:firstLine="0"/>
+        <w:jc w:val="left"/>
+      </w:pPr>
+      <w:r>
+        <w:rPr>
+          <w:rFonts w:ascii="Roboto Condensed SemiBold" w:hAnsi="Roboto Condensed SemiBold" w:cs="Roboto Condensed SemiBold" w:eastAsia="Roboto Condensed SemiBold"/>
+          <w:b w:val="0"/>
+          <w:i/>
+          <w:color w:val="8C9BB0"/>
+          <w:spacing w:val="-2"/>
+          <w:kern w:val="0"/>
+          <w:sz w:val="10"/>
+          <w:szCs w:val="10"/>
+        </w:rPr>
+        <w:t>· 12.</w:t>
+      </w:r>
+      <w:r>
+        <w:rPr>
+          <w:rFonts w:ascii="Roboto Condensed SemiBold" w:hAnsi="Roboto Condensed SemiBold" w:cs="Roboto Condensed SemiBold" w:eastAsia="Roboto Condensed SemiBold"/>
+          <w:b w:val="0"/>
+          <w:i/>
+          <w:color w:val="8C9BB0"/>
+          <w:spacing w:val="-3"/>
+          <w:kern w:val="0"/>
+          <w:sz w:val="10"/>
+          <w:szCs w:val="10"/>
+        </w:rPr>
+        <w:t>02.2026</w:t>
       </w:r>
     </w:p>
     <w:p>
